--- a/Lab6/Lab 6.docx
+++ b/Lab6/Lab 6.docx
@@ -2767,6 +2767,258 @@
           </wp:inline>
         </w:drawing>
       </w:r>
+    </w:p>
+    <w:p>
+      <w:pPr>
+        <w:rPr>
+          <w:rFonts w:ascii="Times New Roman" w:hAnsi="Times New Roman" w:cs="Times New Roman"/>
+          <w:sz w:val="26"/>
+          <w:szCs w:val="26"/>
+        </w:rPr>
+      </w:pPr>
+      <w:r>
+        <w:rPr>
+          <w:rFonts w:ascii="Times New Roman" w:hAnsi="Times New Roman" w:cs="Times New Roman"/>
+          <w:sz w:val="26"/>
+          <w:szCs w:val="26"/>
+        </w:rPr>
+        <w:lastRenderedPageBreak/>
+        <w:drawing>
+          <wp:inline distT="0" distB="0" distL="0" distR="0" wp14:anchorId="3712D5FA" wp14:editId="52E3FF2F">
+            <wp:extent cx="5943600" cy="4417060"/>
+            <wp:effectExtent l="0" t="0" r="0" b="2540"/>
+            <wp:docPr id="687930739" name="Picture 1"/>
+            <wp:cNvGraphicFramePr>
+              <a:graphicFrameLocks xmlns:a="http://schemas.openxmlformats.org/drawingml/2006/main" noChangeAspect="1"/>
+            </wp:cNvGraphicFramePr>
+            <a:graphic xmlns:a="http://schemas.openxmlformats.org/drawingml/2006/main">
+              <a:graphicData uri="http://schemas.openxmlformats.org/drawingml/2006/picture">
+                <pic:pic xmlns:pic="http://schemas.openxmlformats.org/drawingml/2006/picture">
+                  <pic:nvPicPr>
+                    <pic:cNvPr id="687930739" name=""/>
+                    <pic:cNvPicPr/>
+                  </pic:nvPicPr>
+                  <pic:blipFill>
+                    <a:blip r:embed="rId12"/>
+                    <a:stretch>
+                      <a:fillRect/>
+                    </a:stretch>
+                  </pic:blipFill>
+                  <pic:spPr>
+                    <a:xfrm>
+                      <a:off x="0" y="0"/>
+                      <a:ext cx="5943600" cy="4417060"/>
+                    </a:xfrm>
+                    <a:prstGeom prst="rect">
+                      <a:avLst/>
+                    </a:prstGeom>
+                  </pic:spPr>
+                </pic:pic>
+              </a:graphicData>
+            </a:graphic>
+          </wp:inline>
+        </w:drawing>
+      </w:r>
+    </w:p>
+    <w:p>
+      <w:pPr>
+        <w:rPr>
+          <w:rFonts w:ascii="Times New Roman" w:hAnsi="Times New Roman" w:cs="Times New Roman"/>
+          <w:sz w:val="26"/>
+          <w:szCs w:val="26"/>
+        </w:rPr>
+      </w:pPr>
+      <w:r>
+        <w:rPr>
+          <w:rFonts w:ascii="Times New Roman" w:hAnsi="Times New Roman" w:cs="Times New Roman"/>
+          <w:sz w:val="26"/>
+          <w:szCs w:val="26"/>
+        </w:rPr>
+        <w:lastRenderedPageBreak/>
+        <w:drawing>
+          <wp:inline distT="0" distB="0" distL="0" distR="0" wp14:anchorId="527DBAE9" wp14:editId="4F26D9EE">
+            <wp:extent cx="5943600" cy="4172585"/>
+            <wp:effectExtent l="0" t="0" r="0" b="0"/>
+            <wp:docPr id="840456601" name="Picture 1"/>
+            <wp:cNvGraphicFramePr>
+              <a:graphicFrameLocks xmlns:a="http://schemas.openxmlformats.org/drawingml/2006/main" noChangeAspect="1"/>
+            </wp:cNvGraphicFramePr>
+            <a:graphic xmlns:a="http://schemas.openxmlformats.org/drawingml/2006/main">
+              <a:graphicData uri="http://schemas.openxmlformats.org/drawingml/2006/picture">
+                <pic:pic xmlns:pic="http://schemas.openxmlformats.org/drawingml/2006/picture">
+                  <pic:nvPicPr>
+                    <pic:cNvPr id="840456601" name=""/>
+                    <pic:cNvPicPr/>
+                  </pic:nvPicPr>
+                  <pic:blipFill>
+                    <a:blip r:embed="rId13"/>
+                    <a:stretch>
+                      <a:fillRect/>
+                    </a:stretch>
+                  </pic:blipFill>
+                  <pic:spPr>
+                    <a:xfrm>
+                      <a:off x="0" y="0"/>
+                      <a:ext cx="5943600" cy="4172585"/>
+                    </a:xfrm>
+                    <a:prstGeom prst="rect">
+                      <a:avLst/>
+                    </a:prstGeom>
+                  </pic:spPr>
+                </pic:pic>
+              </a:graphicData>
+            </a:graphic>
+          </wp:inline>
+        </w:drawing>
+      </w:r>
+    </w:p>
+    <w:p>
+      <w:pPr>
+        <w:rPr>
+          <w:rFonts w:ascii="Times New Roman" w:hAnsi="Times New Roman" w:cs="Times New Roman"/>
+          <w:b/>
+          <w:bCs/>
+          <w:sz w:val="26"/>
+          <w:szCs w:val="26"/>
+        </w:rPr>
+      </w:pPr>
+      <w:r>
+        <w:rPr>
+          <w:rFonts w:ascii="Times New Roman" w:hAnsi="Times New Roman" w:cs="Times New Roman"/>
+          <w:b/>
+          <w:bCs/>
+          <w:sz w:val="26"/>
+          <w:szCs w:val="26"/>
+        </w:rPr>
+        <w:t xml:space="preserve">5. </w:t>
+      </w:r>
+      <w:proofErr w:type="spellStart"/>
+      <w:r>
+        <w:rPr>
+          <w:rFonts w:ascii="Times New Roman" w:hAnsi="Times New Roman" w:cs="Times New Roman"/>
+          <w:b/>
+          <w:bCs/>
+          <w:sz w:val="26"/>
+          <w:szCs w:val="26"/>
+        </w:rPr>
+        <w:t>Chuẩn</w:t>
+      </w:r>
+      <w:proofErr w:type="spellEnd"/>
+      <w:r>
+        <w:rPr>
+          <w:rFonts w:ascii="Times New Roman" w:hAnsi="Times New Roman" w:cs="Times New Roman"/>
+          <w:b/>
+          <w:bCs/>
+          <w:sz w:val="26"/>
+          <w:szCs w:val="26"/>
+        </w:rPr>
+        <w:t xml:space="preserve"> </w:t>
+      </w:r>
+      <w:proofErr w:type="spellStart"/>
+      <w:r>
+        <w:rPr>
+          <w:rFonts w:ascii="Times New Roman" w:hAnsi="Times New Roman" w:cs="Times New Roman"/>
+          <w:b/>
+          <w:bCs/>
+          <w:sz w:val="26"/>
+          <w:szCs w:val="26"/>
+        </w:rPr>
+        <w:t>bị</w:t>
+      </w:r>
+      <w:proofErr w:type="spellEnd"/>
+      <w:r>
+        <w:rPr>
+          <w:rFonts w:ascii="Times New Roman" w:hAnsi="Times New Roman" w:cs="Times New Roman"/>
+          <w:b/>
+          <w:bCs/>
+          <w:sz w:val="26"/>
+          <w:szCs w:val="26"/>
+        </w:rPr>
+        <w:t xml:space="preserve"> Client-A </w:t>
+      </w:r>
+      <w:proofErr w:type="spellStart"/>
+      <w:r>
+        <w:rPr>
+          <w:rFonts w:ascii="Times New Roman" w:hAnsi="Times New Roman" w:cs="Times New Roman"/>
+          <w:b/>
+          <w:bCs/>
+          <w:sz w:val="26"/>
+          <w:szCs w:val="26"/>
+        </w:rPr>
+        <w:t>và</w:t>
+      </w:r>
+      <w:proofErr w:type="spellEnd"/>
+      <w:r>
+        <w:rPr>
+          <w:rFonts w:ascii="Times New Roman" w:hAnsi="Times New Roman" w:cs="Times New Roman"/>
+          <w:b/>
+          <w:bCs/>
+          <w:sz w:val="26"/>
+          <w:szCs w:val="26"/>
+        </w:rPr>
+        <w:t xml:space="preserve"> Client-B </w:t>
+      </w:r>
+    </w:p>
+    <w:p>
+      <w:pPr>
+        <w:rPr>
+          <w:rFonts w:ascii="Times New Roman" w:hAnsi="Times New Roman" w:cs="Times New Roman"/>
+          <w:sz w:val="26"/>
+          <w:szCs w:val="26"/>
+        </w:rPr>
+      </w:pPr>
+      <w:r>
+        <w:rPr>
+          <w:rFonts w:ascii="Times New Roman" w:hAnsi="Times New Roman" w:cs="Times New Roman"/>
+          <w:sz w:val="26"/>
+          <w:szCs w:val="26"/>
+        </w:rPr>
+        <w:lastRenderedPageBreak/>
+        <w:drawing>
+          <wp:inline distT="0" distB="0" distL="0" distR="0" wp14:anchorId="23245076" wp14:editId="77EE4B59">
+            <wp:extent cx="5943600" cy="6024245"/>
+            <wp:effectExtent l="0" t="0" r="0" b="0"/>
+            <wp:docPr id="1355851235" name="Picture 1"/>
+            <wp:cNvGraphicFramePr>
+              <a:graphicFrameLocks xmlns:a="http://schemas.openxmlformats.org/drawingml/2006/main" noChangeAspect="1"/>
+            </wp:cNvGraphicFramePr>
+            <a:graphic xmlns:a="http://schemas.openxmlformats.org/drawingml/2006/main">
+              <a:graphicData uri="http://schemas.openxmlformats.org/drawingml/2006/picture">
+                <pic:pic xmlns:pic="http://schemas.openxmlformats.org/drawingml/2006/picture">
+                  <pic:nvPicPr>
+                    <pic:cNvPr id="1355851235" name=""/>
+                    <pic:cNvPicPr/>
+                  </pic:nvPicPr>
+                  <pic:blipFill>
+                    <a:blip r:embed="rId14"/>
+                    <a:stretch>
+                      <a:fillRect/>
+                    </a:stretch>
+                  </pic:blipFill>
+                  <pic:spPr>
+                    <a:xfrm>
+                      <a:off x="0" y="0"/>
+                      <a:ext cx="5943600" cy="6024245"/>
+                    </a:xfrm>
+                    <a:prstGeom prst="rect">
+                      <a:avLst/>
+                    </a:prstGeom>
+                  </pic:spPr>
+                </pic:pic>
+              </a:graphicData>
+            </a:graphic>
+          </wp:inline>
+        </w:drawing>
+      </w:r>
+    </w:p>
+    <w:p>
+      <w:pPr>
+        <w:rPr>
+          <w:rFonts w:ascii="Times New Roman" w:hAnsi="Times New Roman" w:cs="Times New Roman"/>
+          <w:sz w:val="26"/>
+          <w:szCs w:val="26"/>
+        </w:rPr>
+      </w:pPr>
     </w:p>
     <w:sectPr>
       <w:pgSz w:w="12240" w:h="15840"/>
